--- a/templates/SARL AU/SARL-AU_2026-07_Attestation-Domiciliation-Initiale_Template.docx
+++ b/templates/SARL AU/SARL-AU_2026-07_Attestation-Domiciliation-Initiale_Template.docx
@@ -715,7 +715,7 @@
                 <w:szCs w:val="24"/>
                 <w:lang w:val="fr-FR"/>
               </w:rPr>
-              <w:t>{{ SOCIETE</w:t>
+              <w:t>_SOCIETE_RAISON_SOCIALE_</w:t>
             </w:r>
             <w:proofErr w:type="gramEnd"/>
             <w:r>
@@ -727,7 +727,7 @@
                 <w:szCs w:val="24"/>
                 <w:lang w:val="fr-FR"/>
               </w:rPr>
-              <w:t>_RAISON_SOCIALE }}</w:t>
+              <w:t/>
             </w:r>
           </w:p>
         </w:tc>
@@ -784,7 +784,7 @@
                 <w:szCs w:val="24"/>
                 <w:lang w:val="fr-FR"/>
               </w:rPr>
-              <w:t>{{ SOCIETE</w:t>
+              <w:t>_SOCIETE_SIGLE_</w:t>
             </w:r>
             <w:proofErr w:type="gramEnd"/>
             <w:r>
@@ -796,7 +796,7 @@
                 <w:szCs w:val="24"/>
                 <w:lang w:val="fr-FR"/>
               </w:rPr>
-              <w:t>_SIGLE }}</w:t>
+              <w:t/>
             </w:r>
           </w:p>
         </w:tc>
@@ -853,7 +853,7 @@
                 <w:szCs w:val="24"/>
                 <w:lang w:val="fr-FR"/>
               </w:rPr>
-              <w:t>{{ SOCIETE</w:t>
+              <w:t>_SOCIETE_FORME_JURIDIQUE_</w:t>
             </w:r>
             <w:proofErr w:type="gramEnd"/>
             <w:r>
@@ -865,7 +865,7 @@
                 <w:szCs w:val="24"/>
                 <w:lang w:val="fr-FR"/>
               </w:rPr>
-              <w:t>_FORME_JURIDIQUE }}</w:t>
+              <w:t/>
             </w:r>
           </w:p>
         </w:tc>
@@ -922,7 +922,7 @@
                 <w:szCs w:val="24"/>
                 <w:lang w:val="fr-FR"/>
               </w:rPr>
-              <w:t>{{ SOCIETE</w:t>
+              <w:t>_SOCIETE_ICE_</w:t>
             </w:r>
             <w:proofErr w:type="gramEnd"/>
             <w:r>
@@ -934,7 +934,7 @@
                 <w:szCs w:val="24"/>
                 <w:lang w:val="fr-FR"/>
               </w:rPr>
-              <w:t>_ICE }}</w:t>
+              <w:t/>
             </w:r>
           </w:p>
         </w:tc>
@@ -1018,7 +1018,7 @@
                 <w:szCs w:val="24"/>
                 <w:lang w:val="fr-FR"/>
               </w:rPr>
-              <w:t>{{ ASSOCIE</w:t>
+              <w:t>_ASSOCIE_NOM_COMPLET_</w:t>
             </w:r>
             <w:proofErr w:type="gramEnd"/>
             <w:r>
@@ -1030,7 +1030,7 @@
                 <w:szCs w:val="24"/>
                 <w:lang w:val="fr-FR"/>
               </w:rPr>
-              <w:t>_NOM_COMPLET }}</w:t>
+              <w:t/>
             </w:r>
           </w:p>
         </w:tc>
@@ -1087,7 +1087,7 @@
                 <w:szCs w:val="24"/>
                 <w:lang w:val="fr-FR"/>
               </w:rPr>
-              <w:t>{{ SOCIETE</w:t>
+              <w:t>_SOCIETE_ACTIVITE_OMPIC_</w:t>
             </w:r>
             <w:proofErr w:type="gramEnd"/>
             <w:r>
@@ -1099,29 +1099,29 @@
                 <w:szCs w:val="24"/>
                 <w:lang w:val="fr-FR"/>
               </w:rPr>
-              <w:t>_</w:t>
-            </w:r>
-            <w:r>
-              <w:rPr>
-                <w:rFonts w:asciiTheme="minorHAnsi" w:hAnsiTheme="minorHAnsi" w:cstheme="minorHAnsi"/>
-                <w:b/>
-                <w:bCs/>
-                <w:sz w:val="24"/>
-                <w:szCs w:val="24"/>
-                <w:lang w:val="fr-FR"/>
-              </w:rPr>
-              <w:t>ACTIVITE_OMPIC</w:t>
-            </w:r>
-            <w:r>
-              <w:rPr>
-                <w:rFonts w:asciiTheme="minorHAnsi" w:hAnsiTheme="minorHAnsi" w:cstheme="minorHAnsi"/>
-                <w:b/>
-                <w:bCs/>
-                <w:sz w:val="24"/>
-                <w:szCs w:val="24"/>
-                <w:lang w:val="fr-FR"/>
-              </w:rPr>
-              <w:t xml:space="preserve"> }}</w:t>
+              <w:t/>
+            </w:r>
+            <w:r>
+              <w:rPr>
+                <w:rFonts w:asciiTheme="minorHAnsi" w:hAnsiTheme="minorHAnsi" w:cstheme="minorHAnsi"/>
+                <w:b/>
+                <w:bCs/>
+                <w:sz w:val="24"/>
+                <w:szCs w:val="24"/>
+                <w:lang w:val="fr-FR"/>
+              </w:rPr>
+              <w:t/>
+            </w:r>
+            <w:r>
+              <w:rPr>
+                <w:rFonts w:asciiTheme="minorHAnsi" w:hAnsiTheme="minorHAnsi" w:cstheme="minorHAnsi"/>
+                <w:b/>
+                <w:bCs/>
+                <w:sz w:val="24"/>
+                <w:szCs w:val="24"/>
+                <w:lang w:val="fr-FR"/>
+              </w:rPr>
+              <w:t xml:space="preserve"/>
             </w:r>
           </w:p>
         </w:tc>
@@ -1259,18 +1259,18 @@
           <w:szCs w:val="24"/>
           <w:lang w:val="fr-FR"/>
         </w:rPr>
-        <w:t>La présente domiciliation est consentie pour une durée de :</w:t>
-      </w:r>
-      <w:r>
-        <w:rPr>
-          <w:rFonts w:asciiTheme="minorHAnsi" w:hAnsiTheme="minorHAnsi" w:cstheme="minorHAnsi"/>
-          <w:b/>
-          <w:bCs/>
-          <w:sz w:val="24"/>
-          <w:szCs w:val="24"/>
-          <w:lang w:val="fr-FR"/>
-        </w:rPr>
-        <w:t xml:space="preserve"> </w:t>
+        <w:t>La présente domiciliation est consentie pour une durée de : _CONTRAT_DUREE_MOIS_ mois ;</w:t>
+      </w:r>
+      <w:r>
+        <w:rPr>
+          <w:rFonts w:asciiTheme="minorHAnsi" w:hAnsiTheme="minorHAnsi" w:cstheme="minorHAnsi"/>
+          <w:b/>
+          <w:bCs/>
+          <w:sz w:val="24"/>
+          <w:szCs w:val="24"/>
+          <w:lang w:val="fr-FR"/>
+        </w:rPr>
+        <w:t xml:space="preserve"/>
       </w:r>
       <w:proofErr w:type="gramStart"/>
       <w:r>
@@ -1282,7 +1282,7 @@
           <w:szCs w:val="24"/>
           <w:lang w:val="fr-FR"/>
         </w:rPr>
-        <w:t>{{ CONTRAT</w:t>
+        <w:t/>
       </w:r>
       <w:proofErr w:type="gramEnd"/>
       <w:r>
@@ -1294,7 +1294,7 @@
           <w:szCs w:val="24"/>
           <w:lang w:val="fr-FR"/>
         </w:rPr>
-        <w:t>_DUREE_</w:t>
+        <w:t/>
       </w:r>
       <w:proofErr w:type="gramStart"/>
       <w:r>
@@ -1306,7 +1306,7 @@
           <w:szCs w:val="24"/>
           <w:lang w:val="fr-FR"/>
         </w:rPr>
-        <w:t>MOIS }</w:t>
+        <w:t/>
       </w:r>
       <w:proofErr w:type="gramEnd"/>
       <w:r>
@@ -1318,7 +1318,7 @@
           <w:szCs w:val="24"/>
           <w:lang w:val="fr-FR"/>
         </w:rPr>
-        <w:t>} mois ;</w:t>
+        <w:t/>
       </w:r>
     </w:p>
     <w:p>
@@ -1358,7 +1358,7 @@
           <w:szCs w:val="24"/>
           <w:lang w:val="fr-FR"/>
         </w:rPr>
-        <w:t>du</w:t>
+        <w:t>du _CONTRAT_DATE_DEBUT_ au _CONTRAT_DATE_FIN_</w:t>
       </w:r>
       <w:proofErr w:type="gramEnd"/>
       <w:r>
@@ -1370,7 +1370,7 @@
           <w:szCs w:val="24"/>
           <w:lang w:val="fr-FR"/>
         </w:rPr>
-        <w:t xml:space="preserve"> </w:t>
+        <w:t xml:space="preserve"/>
       </w:r>
       <w:proofErr w:type="gramStart"/>
       <w:r>
@@ -1382,7 +1382,7 @@
           <w:szCs w:val="24"/>
           <w:lang w:val="fr-FR"/>
         </w:rPr>
-        <w:t>{{ CONTRAT</w:t>
+        <w:t/>
       </w:r>
       <w:proofErr w:type="gramEnd"/>
       <w:r>
@@ -1394,7 +1394,7 @@
           <w:szCs w:val="24"/>
           <w:lang w:val="fr-FR"/>
         </w:rPr>
-        <w:t>_DATE_</w:t>
+        <w:t/>
       </w:r>
       <w:proofErr w:type="gramStart"/>
       <w:r>
@@ -1406,7 +1406,7 @@
           <w:szCs w:val="24"/>
           <w:lang w:val="fr-FR"/>
         </w:rPr>
-        <w:t>DEBUT }</w:t>
+        <w:t/>
       </w:r>
       <w:proofErr w:type="gramEnd"/>
       <w:r>
@@ -1418,7 +1418,7 @@
           <w:szCs w:val="24"/>
           <w:lang w:val="fr-FR"/>
         </w:rPr>
-        <w:t xml:space="preserve">} au </w:t>
+        <w:t xml:space="preserve"/>
       </w:r>
       <w:proofErr w:type="gramStart"/>
       <w:r>
@@ -1430,7 +1430,7 @@
           <w:szCs w:val="24"/>
           <w:lang w:val="fr-FR"/>
         </w:rPr>
-        <w:t>{{ CONTRAT</w:t>
+        <w:t/>
       </w:r>
       <w:proofErr w:type="gramEnd"/>
       <w:r>
@@ -1442,7 +1442,7 @@
           <w:szCs w:val="24"/>
           <w:lang w:val="fr-FR"/>
         </w:rPr>
-        <w:t>_DATE_</w:t>
+        <w:t/>
       </w:r>
       <w:proofErr w:type="gramStart"/>
       <w:r>
@@ -1454,7 +1454,7 @@
           <w:szCs w:val="24"/>
           <w:lang w:val="fr-FR"/>
         </w:rPr>
-        <w:t>FIN }</w:t>
+        <w:t/>
       </w:r>
       <w:proofErr w:type="gramEnd"/>
       <w:r>
@@ -1466,7 +1466,7 @@
           <w:szCs w:val="24"/>
           <w:lang w:val="fr-FR"/>
         </w:rPr>
-        <w:t>}</w:t>
+        <w:t/>
       </w:r>
     </w:p>
     <w:p>
@@ -1570,7 +1570,7 @@
           <w:szCs w:val="24"/>
           <w:lang w:val="fr-FR"/>
         </w:rPr>
-        <w:t xml:space="preserve">Fait à Casablanca Le : </w:t>
+        <w:t xml:space="preserve">Fait à Casablanca Le : _CONTRAT_DATE_</w:t>
       </w:r>
       <w:proofErr w:type="gramStart"/>
       <w:r>
@@ -1582,7 +1582,7 @@
           <w:szCs w:val="24"/>
           <w:lang w:val="fr-FR"/>
         </w:rPr>
-        <w:t>{{ CONTRAT</w:t>
+        <w:t/>
       </w:r>
       <w:proofErr w:type="gramEnd"/>
       <w:r>
@@ -1594,7 +1594,7 @@
           <w:szCs w:val="24"/>
           <w:lang w:val="fr-FR"/>
         </w:rPr>
-        <w:t>_</w:t>
+        <w:t/>
       </w:r>
       <w:proofErr w:type="gramStart"/>
       <w:r>
@@ -1606,7 +1606,7 @@
           <w:szCs w:val="24"/>
           <w:lang w:val="fr-FR"/>
         </w:rPr>
-        <w:t>DATE }</w:t>
+        <w:t/>
       </w:r>
       <w:proofErr w:type="gramEnd"/>
       <w:r>
@@ -1618,7 +1618,7 @@
           <w:szCs w:val="24"/>
           <w:lang w:val="fr-FR"/>
         </w:rPr>
-        <w:t>}</w:t>
+        <w:t/>
       </w:r>
     </w:p>
     <w:p>

--- a/templates/SARL AU/SARL-AU_2026-07_Attestation-Domiciliation-Initiale_Template.docx
+++ b/templates/SARL AU/SARL-AU_2026-07_Attestation-Domiciliation-Initiale_Template.docx
@@ -1,6 +1,6 @@
 
 <file path=word/document.xml><?xml version="1.0" encoding="utf-8"?>
-<w:document xmlns:wpc="http://schemas.microsoft.com/office/word/2010/wordprocessingCanvas" xmlns:cx="http://schemas.microsoft.com/office/drawing/2014/chartex" xmlns:cx1="http://schemas.microsoft.com/office/drawing/2015/9/8/chartex" xmlns:cx2="http://schemas.microsoft.com/office/drawing/2015/10/21/chartex" xmlns:cx3="http://schemas.microsoft.com/office/drawing/2016/5/9/chartex" xmlns:cx4="http://schemas.microsoft.com/office/drawing/2016/5/10/chartex" xmlns:cx5="http://schemas.microsoft.com/office/drawing/2016/5/11/chartex" xmlns:cx6="http://schemas.microsoft.com/office/drawing/2016/5/12/chartex" xmlns:cx7="http://schemas.microsoft.com/office/drawing/2016/5/13/chartex" xmlns:cx8="http://schemas.microsoft.com/office/drawing/2016/5/14/chartex" xmlns:mc="http://schemas.openxmlformats.org/markup-compatibility/2006" xmlns:aink="http://schemas.microsoft.com/office/drawing/2016/ink" xmlns:am3d="http://schemas.microsoft.com/office/drawing/2017/model3d" xmlns:o="urn:schemas-microsoft-com:office:office" xmlns:oel="http://schemas.microsoft.com/office/2019/extlst" xmlns:r="http://schemas.openxmlformats.org/officeDocument/2006/relationships" xmlns:m="http://schemas.openxmlformats.org/officeDocument/2006/math" xmlns:v="urn:schemas-microsoft-com:vml" xmlns:wp14="http://schemas.microsoft.com/office/word/2010/wordprocessingDrawing" xmlns:wp="http://schemas.openxmlformats.org/drawingml/2006/wordprocessingDrawing" xmlns:w10="urn:schemas-microsoft-com:office:word" xmlns:w="http://schemas.openxmlformats.org/wordprocessingml/2006/main" xmlns:w14="http://schemas.microsoft.com/office/word/2010/wordml" xmlns:w15="http://schemas.microsoft.com/office/word/2012/wordml" xmlns:w16cex="http://schemas.microsoft.com/office/word/2018/wordml/cex" xmlns:w16cid="http://schemas.microsoft.com/office/word/2016/wordml/cid" xmlns:w16="http://schemas.microsoft.com/office/word/2018/wordml" xmlns:w16du="http://schemas.microsoft.com/office/word/2023/wordml/word16du" xmlns:w16sdtdh="http://schemas.microsoft.com/office/word/2020/wordml/sdtdatahash" xmlns:w16sdtfl="http://schemas.microsoft.com/office/word/2024/wordml/sdtformatlock" xmlns:w16se="http://schemas.microsoft.com/office/word/2015/wordml/symex" xmlns:wpg="http://schemas.microsoft.com/office/word/2010/wordprocessingGroup" xmlns:wpi="http://schemas.microsoft.com/office/word/2010/wordprocessingInk" xmlns:wne="http://schemas.microsoft.com/office/word/2006/wordml" xmlns:wps="http://schemas.microsoft.com/office/word/2010/wordprocessingShape" mc:Ignorable="w14 w15 w16se w16cid w16 w16cex w16sdtdh w16sdtfl w16du wp14">
+<w:document xmlns:wpc="http://schemas.microsoft.com/office/word/2010/wordprocessingCanvas" xmlns:cx="http://schemas.microsoft.com/office/drawing/2014/chartex" xmlns:cx1="http://schemas.microsoft.com/office/drawing/2015/9/8/chartex" xmlns:cx2="http://schemas.microsoft.com/office/drawing/2015/10/21/chartex" xmlns:cx3="http://schemas.microsoft.com/office/drawing/2016/5/9/chartex" xmlns:cx4="http://schemas.microsoft.com/office/drawing/2016/5/10/chartex" xmlns:cx5="http://schemas.microsoft.com/office/drawing/2016/5/11/chartex" xmlns:cx6="http://schemas.microsoft.com/office/drawing/2016/5/12/chartex" xmlns:cx7="http://schemas.microsoft.com/office/drawing/2016/5/13/chartex" xmlns:cx8="http://schemas.microsoft.com/office/drawing/2016/5/14/chartex" xmlns:mc="http://schemas.openxmlformats.org/markup-compatibility/2006" xmlns:aink="http://schemas.microsoft.com/office/drawing/2016/ink" xmlns:am3d="http://schemas.microsoft.com/office/drawing/2017/model3d" xmlns:o="urn:schemas-microsoft-com:office:office" xmlns:oel="http://schemas.microsoft.com/office/2019/extlst" xmlns:r="http://schemas.openxmlformats.org/officeDocument/2006/relationships" xmlns:m="http://schemas.openxmlformats.org/officeDocument/2006/math" xmlns:v="urn:schemas-microsoft-com:vml" xmlns:wp14="http://schemas.microsoft.com/office/word/2010/wordprocessingDrawing" xmlns:wp="http://schemas.openxmlformats.org/drawingml/2006/wordprocessingDrawing" xmlns:w10="urn:schemas-microsoft-com:office:word" xmlns:w="http://schemas.openxmlformats.org/wordprocessingml/2006/main" xmlns:w14="http://schemas.microsoft.com/office/word/2010/wordml" xmlns:w15="http://schemas.microsoft.com/office/word/2012/wordml" xmlns:w16cei="http://schemas.microsoft.com/office/word/2026/wordml/cei" xmlns:w16cex="http://schemas.microsoft.com/office/word/2018/wordml/cex" xmlns:w16cid="http://schemas.microsoft.com/office/word/2016/wordml/cid" xmlns:w16="http://schemas.microsoft.com/office/word/2018/wordml" xmlns:w16du="http://schemas.microsoft.com/office/word/2023/wordml/word16du" xmlns:w16sdtdh="http://schemas.microsoft.com/office/word/2020/wordml/sdtdatahash" xmlns:w16sdtfl="http://schemas.microsoft.com/office/word/2024/wordml/sdtformatlock" xmlns:w16se="http://schemas.microsoft.com/office/word/2015/wordml/symex" xmlns:wpg="http://schemas.microsoft.com/office/word/2010/wordprocessingGroup" xmlns:wpi="http://schemas.microsoft.com/office/word/2010/wordprocessingInk" xmlns:wne="http://schemas.microsoft.com/office/word/2006/wordml" xmlns:wps="http://schemas.microsoft.com/office/word/2010/wordprocessingShape" mc:Ignorable="w14 w15 w16se w16cid w16 w16cex w16sdtdh w16sdtfl w16du wp14">
   <w:body>
     <w:p>
       <w:pPr>
@@ -667,6 +667,7 @@
         <w:tc>
           <w:tcPr>
             <w:tcW w:w="2977" w:type="dxa"/>
+            <w:shd w:val="clear" w:color="auto" w:fill="D5DCE4" w:themeFill="text2" w:themeFillTint="33"/>
           </w:tcPr>
           <w:p>
             <w:pPr>
@@ -705,7 +706,6 @@
                 <w:lang w:val="fr-FR"/>
               </w:rPr>
             </w:pPr>
-            <w:proofErr w:type="gramStart"/>
             <w:r>
               <w:rPr>
                 <w:rFonts w:asciiTheme="minorHAnsi" w:hAnsiTheme="minorHAnsi" w:cstheme="minorHAnsi"/>
@@ -716,18 +716,6 @@
                 <w:lang w:val="fr-FR"/>
               </w:rPr>
               <w:t>_SOCIETE_RAISON_SOCIALE_</w:t>
-            </w:r>
-            <w:proofErr w:type="gramEnd"/>
-            <w:r>
-              <w:rPr>
-                <w:rFonts w:asciiTheme="minorHAnsi" w:hAnsiTheme="minorHAnsi" w:cstheme="minorHAnsi"/>
-                <w:b/>
-                <w:bCs/>
-                <w:sz w:val="24"/>
-                <w:szCs w:val="24"/>
-                <w:lang w:val="fr-FR"/>
-              </w:rPr>
-              <w:t/>
             </w:r>
           </w:p>
         </w:tc>
@@ -736,6 +724,7 @@
         <w:tc>
           <w:tcPr>
             <w:tcW w:w="2977" w:type="dxa"/>
+            <w:shd w:val="clear" w:color="auto" w:fill="D5DCE4" w:themeFill="text2" w:themeFillTint="33"/>
           </w:tcPr>
           <w:p>
             <w:pPr>
@@ -774,7 +763,6 @@
                 <w:lang w:val="fr-FR"/>
               </w:rPr>
             </w:pPr>
-            <w:proofErr w:type="gramStart"/>
             <w:r>
               <w:rPr>
                 <w:rFonts w:asciiTheme="minorHAnsi" w:hAnsiTheme="minorHAnsi" w:cstheme="minorHAnsi"/>
@@ -785,18 +773,6 @@
                 <w:lang w:val="fr-FR"/>
               </w:rPr>
               <w:t>_SOCIETE_SIGLE_</w:t>
-            </w:r>
-            <w:proofErr w:type="gramEnd"/>
-            <w:r>
-              <w:rPr>
-                <w:rFonts w:asciiTheme="minorHAnsi" w:hAnsiTheme="minorHAnsi" w:cstheme="minorHAnsi"/>
-                <w:b/>
-                <w:bCs/>
-                <w:sz w:val="24"/>
-                <w:szCs w:val="24"/>
-                <w:lang w:val="fr-FR"/>
-              </w:rPr>
-              <w:t/>
             </w:r>
           </w:p>
         </w:tc>
@@ -805,6 +781,7 @@
         <w:tc>
           <w:tcPr>
             <w:tcW w:w="2977" w:type="dxa"/>
+            <w:shd w:val="clear" w:color="auto" w:fill="D5DCE4" w:themeFill="text2" w:themeFillTint="33"/>
           </w:tcPr>
           <w:p>
             <w:pPr>
@@ -843,7 +820,6 @@
                 <w:lang w:val="fr-FR"/>
               </w:rPr>
             </w:pPr>
-            <w:proofErr w:type="gramStart"/>
             <w:r>
               <w:rPr>
                 <w:rFonts w:asciiTheme="minorHAnsi" w:hAnsiTheme="minorHAnsi" w:cstheme="minorHAnsi"/>
@@ -854,18 +830,6 @@
                 <w:lang w:val="fr-FR"/>
               </w:rPr>
               <w:t>_SOCIETE_FORME_JURIDIQUE_</w:t>
-            </w:r>
-            <w:proofErr w:type="gramEnd"/>
-            <w:r>
-              <w:rPr>
-                <w:rFonts w:asciiTheme="minorHAnsi" w:hAnsiTheme="minorHAnsi" w:cstheme="minorHAnsi"/>
-                <w:b/>
-                <w:bCs/>
-                <w:sz w:val="24"/>
-                <w:szCs w:val="24"/>
-                <w:lang w:val="fr-FR"/>
-              </w:rPr>
-              <w:t/>
             </w:r>
           </w:p>
         </w:tc>
@@ -874,6 +838,7 @@
         <w:tc>
           <w:tcPr>
             <w:tcW w:w="2977" w:type="dxa"/>
+            <w:shd w:val="clear" w:color="auto" w:fill="D5DCE4" w:themeFill="text2" w:themeFillTint="33"/>
           </w:tcPr>
           <w:p>
             <w:pPr>
@@ -912,7 +877,6 @@
                 <w:lang w:val="fr-FR"/>
               </w:rPr>
             </w:pPr>
-            <w:proofErr w:type="gramStart"/>
             <w:r>
               <w:rPr>
                 <w:rFonts w:asciiTheme="minorHAnsi" w:hAnsiTheme="minorHAnsi" w:cstheme="minorHAnsi"/>
@@ -923,18 +887,6 @@
                 <w:lang w:val="fr-FR"/>
               </w:rPr>
               <w:t>_SOCIETE_ICE_</w:t>
-            </w:r>
-            <w:proofErr w:type="gramEnd"/>
-            <w:r>
-              <w:rPr>
-                <w:rFonts w:asciiTheme="minorHAnsi" w:hAnsiTheme="minorHAnsi" w:cstheme="minorHAnsi"/>
-                <w:b/>
-                <w:bCs/>
-                <w:sz w:val="24"/>
-                <w:szCs w:val="24"/>
-                <w:lang w:val="fr-FR"/>
-              </w:rPr>
-              <w:t/>
             </w:r>
           </w:p>
         </w:tc>
@@ -943,6 +895,7 @@
         <w:tc>
           <w:tcPr>
             <w:tcW w:w="2977" w:type="dxa"/>
+            <w:shd w:val="clear" w:color="auto" w:fill="D5DCE4" w:themeFill="text2" w:themeFillTint="33"/>
           </w:tcPr>
           <w:p>
             <w:pPr>
@@ -1008,7 +961,6 @@
                 <w:lang w:val="fr-FR"/>
               </w:rPr>
             </w:pPr>
-            <w:proofErr w:type="gramStart"/>
             <w:r>
               <w:rPr>
                 <w:rFonts w:asciiTheme="minorHAnsi" w:hAnsiTheme="minorHAnsi" w:cstheme="minorHAnsi"/>
@@ -1019,18 +971,6 @@
                 <w:lang w:val="fr-FR"/>
               </w:rPr>
               <w:t>_ASSOCIE_NOM_COMPLET_</w:t>
-            </w:r>
-            <w:proofErr w:type="gramEnd"/>
-            <w:r>
-              <w:rPr>
-                <w:rFonts w:asciiTheme="minorHAnsi" w:hAnsiTheme="minorHAnsi" w:cstheme="minorHAnsi"/>
-                <w:b/>
-                <w:bCs/>
-                <w:sz w:val="24"/>
-                <w:szCs w:val="24"/>
-                <w:lang w:val="fr-FR"/>
-              </w:rPr>
-              <w:t/>
             </w:r>
           </w:p>
         </w:tc>
@@ -1039,6 +979,7 @@
         <w:tc>
           <w:tcPr>
             <w:tcW w:w="2977" w:type="dxa"/>
+            <w:shd w:val="clear" w:color="auto" w:fill="D5DCE4" w:themeFill="text2" w:themeFillTint="33"/>
           </w:tcPr>
           <w:p>
             <w:pPr>
@@ -1077,7 +1018,6 @@
                 <w:lang w:val="fr-FR"/>
               </w:rPr>
             </w:pPr>
-            <w:proofErr w:type="gramStart"/>
             <w:r>
               <w:rPr>
                 <w:rFonts w:asciiTheme="minorHAnsi" w:hAnsiTheme="minorHAnsi" w:cstheme="minorHAnsi"/>
@@ -1088,40 +1028,6 @@
                 <w:lang w:val="fr-FR"/>
               </w:rPr>
               <w:t>_SOCIETE_ACTIVITE_OMPIC_</w:t>
-            </w:r>
-            <w:proofErr w:type="gramEnd"/>
-            <w:r>
-              <w:rPr>
-                <w:rFonts w:asciiTheme="minorHAnsi" w:hAnsiTheme="minorHAnsi" w:cstheme="minorHAnsi"/>
-                <w:b/>
-                <w:bCs/>
-                <w:sz w:val="24"/>
-                <w:szCs w:val="24"/>
-                <w:lang w:val="fr-FR"/>
-              </w:rPr>
-              <w:t/>
-            </w:r>
-            <w:r>
-              <w:rPr>
-                <w:rFonts w:asciiTheme="minorHAnsi" w:hAnsiTheme="minorHAnsi" w:cstheme="minorHAnsi"/>
-                <w:b/>
-                <w:bCs/>
-                <w:sz w:val="24"/>
-                <w:szCs w:val="24"/>
-                <w:lang w:val="fr-FR"/>
-              </w:rPr>
-              <w:t/>
-            </w:r>
-            <w:r>
-              <w:rPr>
-                <w:rFonts w:asciiTheme="minorHAnsi" w:hAnsiTheme="minorHAnsi" w:cstheme="minorHAnsi"/>
-                <w:b/>
-                <w:bCs/>
-                <w:sz w:val="24"/>
-                <w:szCs w:val="24"/>
-                <w:lang w:val="fr-FR"/>
-              </w:rPr>
-              <w:t xml:space="preserve"/>
             </w:r>
           </w:p>
         </w:tc>
@@ -1261,17 +1167,34 @@
         </w:rPr>
         <w:t>La présente domiciliation est consentie pour une durée de : _CONTRAT_DUREE_MOIS_ mois ;</w:t>
       </w:r>
-      <w:r>
-        <w:rPr>
-          <w:rFonts w:asciiTheme="minorHAnsi" w:hAnsiTheme="minorHAnsi" w:cstheme="minorHAnsi"/>
-          <w:b/>
-          <w:bCs/>
-          <w:sz w:val="24"/>
-          <w:szCs w:val="24"/>
-          <w:lang w:val="fr-FR"/>
-        </w:rPr>
-        <w:t xml:space="preserve"/>
-      </w:r>
+    </w:p>
+    <w:p>
+      <w:pPr>
+        <w:spacing w:after="0" w:line="240" w:lineRule="auto"/>
+        <w:jc w:val="center"/>
+        <w:rPr>
+          <w:rFonts w:asciiTheme="minorHAnsi" w:hAnsiTheme="minorHAnsi" w:cstheme="minorHAnsi"/>
+          <w:b/>
+          <w:bCs/>
+          <w:sz w:val="24"/>
+          <w:szCs w:val="24"/>
+          <w:lang w:val="fr-FR"/>
+        </w:rPr>
+      </w:pPr>
+    </w:p>
+    <w:p>
+      <w:pPr>
+        <w:spacing w:after="0" w:line="240" w:lineRule="auto"/>
+        <w:jc w:val="center"/>
+        <w:rPr>
+          <w:rFonts w:asciiTheme="minorHAnsi" w:hAnsiTheme="minorHAnsi" w:cstheme="minorHAnsi"/>
+          <w:b/>
+          <w:bCs/>
+          <w:sz w:val="24"/>
+          <w:szCs w:val="24"/>
+          <w:lang w:val="fr-FR"/>
+        </w:rPr>
+      </w:pPr>
       <w:proofErr w:type="gramStart"/>
       <w:r>
         <w:rPr>
@@ -1282,7 +1205,7 @@
           <w:szCs w:val="24"/>
           <w:lang w:val="fr-FR"/>
         </w:rPr>
-        <w:t/>
+        <w:t>du</w:t>
       </w:r>
       <w:proofErr w:type="gramEnd"/>
       <w:r>
@@ -1294,179 +1217,7 @@
           <w:szCs w:val="24"/>
           <w:lang w:val="fr-FR"/>
         </w:rPr>
-        <w:t/>
-      </w:r>
-      <w:proofErr w:type="gramStart"/>
-      <w:r>
-        <w:rPr>
-          <w:rFonts w:asciiTheme="minorHAnsi" w:hAnsiTheme="minorHAnsi" w:cstheme="minorHAnsi"/>
-          <w:b/>
-          <w:bCs/>
-          <w:sz w:val="24"/>
-          <w:szCs w:val="24"/>
-          <w:lang w:val="fr-FR"/>
-        </w:rPr>
-        <w:t/>
-      </w:r>
-      <w:proofErr w:type="gramEnd"/>
-      <w:r>
-        <w:rPr>
-          <w:rFonts w:asciiTheme="minorHAnsi" w:hAnsiTheme="minorHAnsi" w:cstheme="minorHAnsi"/>
-          <w:b/>
-          <w:bCs/>
-          <w:sz w:val="24"/>
-          <w:szCs w:val="24"/>
-          <w:lang w:val="fr-FR"/>
-        </w:rPr>
-        <w:t/>
-      </w:r>
-    </w:p>
-    <w:p>
-      <w:pPr>
-        <w:spacing w:after="0" w:line="240" w:lineRule="auto"/>
-        <w:jc w:val="center"/>
-        <w:rPr>
-          <w:rFonts w:asciiTheme="minorHAnsi" w:hAnsiTheme="minorHAnsi" w:cstheme="minorHAnsi"/>
-          <w:b/>
-          <w:bCs/>
-          <w:sz w:val="24"/>
-          <w:szCs w:val="24"/>
-          <w:lang w:val="fr-FR"/>
-        </w:rPr>
-      </w:pPr>
-    </w:p>
-    <w:p>
-      <w:pPr>
-        <w:spacing w:after="0" w:line="240" w:lineRule="auto"/>
-        <w:jc w:val="center"/>
-        <w:rPr>
-          <w:rFonts w:asciiTheme="minorHAnsi" w:hAnsiTheme="minorHAnsi" w:cstheme="minorHAnsi"/>
-          <w:b/>
-          <w:bCs/>
-          <w:sz w:val="24"/>
-          <w:szCs w:val="24"/>
-          <w:lang w:val="fr-FR"/>
-        </w:rPr>
-      </w:pPr>
-      <w:proofErr w:type="gramStart"/>
-      <w:r>
-        <w:rPr>
-          <w:rFonts w:asciiTheme="minorHAnsi" w:hAnsiTheme="minorHAnsi" w:cstheme="minorHAnsi"/>
-          <w:b/>
-          <w:bCs/>
-          <w:sz w:val="24"/>
-          <w:szCs w:val="24"/>
-          <w:lang w:val="fr-FR"/>
-        </w:rPr>
-        <w:t>du _CONTRAT_DATE_DEBUT_ au _CONTRAT_DATE_FIN_</w:t>
-      </w:r>
-      <w:proofErr w:type="gramEnd"/>
-      <w:r>
-        <w:rPr>
-          <w:rFonts w:asciiTheme="minorHAnsi" w:hAnsiTheme="minorHAnsi" w:cstheme="minorHAnsi"/>
-          <w:b/>
-          <w:bCs/>
-          <w:sz w:val="24"/>
-          <w:szCs w:val="24"/>
-          <w:lang w:val="fr-FR"/>
-        </w:rPr>
-        <w:t xml:space="preserve"/>
-      </w:r>
-      <w:proofErr w:type="gramStart"/>
-      <w:r>
-        <w:rPr>
-          <w:rFonts w:asciiTheme="minorHAnsi" w:hAnsiTheme="minorHAnsi" w:cstheme="minorHAnsi"/>
-          <w:b/>
-          <w:bCs/>
-          <w:sz w:val="24"/>
-          <w:szCs w:val="24"/>
-          <w:lang w:val="fr-FR"/>
-        </w:rPr>
-        <w:t/>
-      </w:r>
-      <w:proofErr w:type="gramEnd"/>
-      <w:r>
-        <w:rPr>
-          <w:rFonts w:asciiTheme="minorHAnsi" w:hAnsiTheme="minorHAnsi" w:cstheme="minorHAnsi"/>
-          <w:b/>
-          <w:bCs/>
-          <w:sz w:val="24"/>
-          <w:szCs w:val="24"/>
-          <w:lang w:val="fr-FR"/>
-        </w:rPr>
-        <w:t/>
-      </w:r>
-      <w:proofErr w:type="gramStart"/>
-      <w:r>
-        <w:rPr>
-          <w:rFonts w:asciiTheme="minorHAnsi" w:hAnsiTheme="minorHAnsi" w:cstheme="minorHAnsi"/>
-          <w:b/>
-          <w:bCs/>
-          <w:sz w:val="24"/>
-          <w:szCs w:val="24"/>
-          <w:lang w:val="fr-FR"/>
-        </w:rPr>
-        <w:t/>
-      </w:r>
-      <w:proofErr w:type="gramEnd"/>
-      <w:r>
-        <w:rPr>
-          <w:rFonts w:asciiTheme="minorHAnsi" w:hAnsiTheme="minorHAnsi" w:cstheme="minorHAnsi"/>
-          <w:b/>
-          <w:bCs/>
-          <w:sz w:val="24"/>
-          <w:szCs w:val="24"/>
-          <w:lang w:val="fr-FR"/>
-        </w:rPr>
-        <w:t xml:space="preserve"/>
-      </w:r>
-      <w:proofErr w:type="gramStart"/>
-      <w:r>
-        <w:rPr>
-          <w:rFonts w:asciiTheme="minorHAnsi" w:hAnsiTheme="minorHAnsi" w:cstheme="minorHAnsi"/>
-          <w:b/>
-          <w:bCs/>
-          <w:sz w:val="24"/>
-          <w:szCs w:val="24"/>
-          <w:lang w:val="fr-FR"/>
-        </w:rPr>
-        <w:t/>
-      </w:r>
-      <w:proofErr w:type="gramEnd"/>
-      <w:r>
-        <w:rPr>
-          <w:rFonts w:asciiTheme="minorHAnsi" w:hAnsiTheme="minorHAnsi" w:cstheme="minorHAnsi"/>
-          <w:b/>
-          <w:bCs/>
-          <w:sz w:val="24"/>
-          <w:szCs w:val="24"/>
-          <w:lang w:val="fr-FR"/>
-        </w:rPr>
-        <w:t/>
-      </w:r>
-      <w:proofErr w:type="gramStart"/>
-      <w:r>
-        <w:rPr>
-          <w:rFonts w:asciiTheme="minorHAnsi" w:hAnsiTheme="minorHAnsi" w:cstheme="minorHAnsi"/>
-          <w:b/>
-          <w:bCs/>
-          <w:sz w:val="24"/>
-          <w:szCs w:val="24"/>
-          <w:lang w:val="fr-FR"/>
-        </w:rPr>
-        <w:t/>
-      </w:r>
-      <w:proofErr w:type="gramEnd"/>
-      <w:r>
-        <w:rPr>
-          <w:rFonts w:asciiTheme="minorHAnsi" w:hAnsiTheme="minorHAnsi" w:cstheme="minorHAnsi"/>
-          <w:b/>
-          <w:bCs/>
-          <w:sz w:val="24"/>
-          <w:szCs w:val="24"/>
-          <w:lang w:val="fr-FR"/>
-        </w:rPr>
-        <w:t/>
+        <w:t xml:space="preserve"> _CONTRAT_DATE_DEBUT_ au _CONTRAT_DATE_FIN_</w:t>
       </w:r>
     </w:p>
     <w:p>
@@ -1570,55 +1321,7 @@
           <w:szCs w:val="24"/>
           <w:lang w:val="fr-FR"/>
         </w:rPr>
-        <w:t xml:space="preserve">Fait à Casablanca Le : _CONTRAT_DATE_</w:t>
-      </w:r>
-      <w:proofErr w:type="gramStart"/>
-      <w:r>
-        <w:rPr>
-          <w:rFonts w:asciiTheme="minorHAnsi" w:hAnsiTheme="minorHAnsi" w:cstheme="minorHAnsi"/>
-          <w:b/>
-          <w:bCs/>
-          <w:sz w:val="24"/>
-          <w:szCs w:val="24"/>
-          <w:lang w:val="fr-FR"/>
-        </w:rPr>
-        <w:t/>
-      </w:r>
-      <w:proofErr w:type="gramEnd"/>
-      <w:r>
-        <w:rPr>
-          <w:rFonts w:asciiTheme="minorHAnsi" w:hAnsiTheme="minorHAnsi" w:cstheme="minorHAnsi"/>
-          <w:b/>
-          <w:bCs/>
-          <w:sz w:val="24"/>
-          <w:szCs w:val="24"/>
-          <w:lang w:val="fr-FR"/>
-        </w:rPr>
-        <w:t/>
-      </w:r>
-      <w:proofErr w:type="gramStart"/>
-      <w:r>
-        <w:rPr>
-          <w:rFonts w:asciiTheme="minorHAnsi" w:hAnsiTheme="minorHAnsi" w:cstheme="minorHAnsi"/>
-          <w:b/>
-          <w:bCs/>
-          <w:sz w:val="24"/>
-          <w:szCs w:val="24"/>
-          <w:lang w:val="fr-FR"/>
-        </w:rPr>
-        <w:t/>
-      </w:r>
-      <w:proofErr w:type="gramEnd"/>
-      <w:r>
-        <w:rPr>
-          <w:rFonts w:asciiTheme="minorHAnsi" w:hAnsiTheme="minorHAnsi" w:cstheme="minorHAnsi"/>
-          <w:b/>
-          <w:bCs/>
-          <w:sz w:val="24"/>
-          <w:szCs w:val="24"/>
-          <w:lang w:val="fr-FR"/>
-        </w:rPr>
-        <w:t/>
+        <w:t>Fait à Casablanca Le : _CONTRAT_DATE_</w:t>
       </w:r>
     </w:p>
     <w:p>

--- a/templates/SARL AU/SARL-AU_2026-07_Attestation-Domiciliation-Initiale_Template.docx
+++ b/templates/SARL AU/SARL-AU_2026-07_Attestation-Domiciliation-Initiale_Template.docx
@@ -1,6 +1,6 @@
 
 <file path=word/document.xml><?xml version="1.0" encoding="utf-8"?>
-<w:document xmlns:wpc="http://schemas.microsoft.com/office/word/2010/wordprocessingCanvas" xmlns:cx="http://schemas.microsoft.com/office/drawing/2014/chartex" xmlns:cx1="http://schemas.microsoft.com/office/drawing/2015/9/8/chartex" xmlns:cx2="http://schemas.microsoft.com/office/drawing/2015/10/21/chartex" xmlns:cx3="http://schemas.microsoft.com/office/drawing/2016/5/9/chartex" xmlns:cx4="http://schemas.microsoft.com/office/drawing/2016/5/10/chartex" xmlns:cx5="http://schemas.microsoft.com/office/drawing/2016/5/11/chartex" xmlns:cx6="http://schemas.microsoft.com/office/drawing/2016/5/12/chartex" xmlns:cx7="http://schemas.microsoft.com/office/drawing/2016/5/13/chartex" xmlns:cx8="http://schemas.microsoft.com/office/drawing/2016/5/14/chartex" xmlns:mc="http://schemas.openxmlformats.org/markup-compatibility/2006" xmlns:aink="http://schemas.microsoft.com/office/drawing/2016/ink" xmlns:am3d="http://schemas.microsoft.com/office/drawing/2017/model3d" xmlns:o="urn:schemas-microsoft-com:office:office" xmlns:oel="http://schemas.microsoft.com/office/2019/extlst" xmlns:r="http://schemas.openxmlformats.org/officeDocument/2006/relationships" xmlns:m="http://schemas.openxmlformats.org/officeDocument/2006/math" xmlns:v="urn:schemas-microsoft-com:vml" xmlns:wp14="http://schemas.microsoft.com/office/word/2010/wordprocessingDrawing" xmlns:wp="http://schemas.openxmlformats.org/drawingml/2006/wordprocessingDrawing" xmlns:w10="urn:schemas-microsoft-com:office:word" xmlns:w="http://schemas.openxmlformats.org/wordprocessingml/2006/main" xmlns:w14="http://schemas.microsoft.com/office/word/2010/wordml" xmlns:w15="http://schemas.microsoft.com/office/word/2012/wordml" xmlns:w16cei="http://schemas.microsoft.com/office/word/2026/wordml/cei" xmlns:w16cex="http://schemas.microsoft.com/office/word/2018/wordml/cex" xmlns:w16cid="http://schemas.microsoft.com/office/word/2016/wordml/cid" xmlns:w16="http://schemas.microsoft.com/office/word/2018/wordml" xmlns:w16du="http://schemas.microsoft.com/office/word/2023/wordml/word16du" xmlns:w16sdtdh="http://schemas.microsoft.com/office/word/2020/wordml/sdtdatahash" xmlns:w16sdtfl="http://schemas.microsoft.com/office/word/2024/wordml/sdtformatlock" xmlns:w16se="http://schemas.microsoft.com/office/word/2015/wordml/symex" xmlns:wpg="http://schemas.microsoft.com/office/word/2010/wordprocessingGroup" xmlns:wpi="http://schemas.microsoft.com/office/word/2010/wordprocessingInk" xmlns:wne="http://schemas.microsoft.com/office/word/2006/wordml" xmlns:wps="http://schemas.microsoft.com/office/word/2010/wordprocessingShape" mc:Ignorable="w14 w15 w16se w16cid w16 w16cex w16sdtdh w16sdtfl w16du wp14">
+<w:document xmlns:wpc="http://schemas.microsoft.com/office/word/2010/wordprocessingCanvas" xmlns:cx="http://schemas.microsoft.com/office/drawing/2014/chartex" xmlns:cx1="http://schemas.microsoft.com/office/drawing/2015/9/8/chartex" xmlns:cx2="http://schemas.microsoft.com/office/drawing/2015/10/21/chartex" xmlns:cx3="http://schemas.microsoft.com/office/drawing/2016/5/9/chartex" xmlns:cx4="http://schemas.microsoft.com/office/drawing/2016/5/10/chartex" xmlns:cx5="http://schemas.microsoft.com/office/drawing/2016/5/11/chartex" xmlns:cx6="http://schemas.microsoft.com/office/drawing/2016/5/12/chartex" xmlns:cx7="http://schemas.microsoft.com/office/drawing/2016/5/13/chartex" xmlns:cx8="http://schemas.microsoft.com/office/drawing/2016/5/14/chartex" xmlns:mc="http://schemas.openxmlformats.org/markup-compatibility/2006" xmlns:aink="http://schemas.microsoft.com/office/drawing/2016/ink" xmlns:am3d="http://schemas.microsoft.com/office/drawing/2017/model3d" xmlns:o="urn:schemas-microsoft-com:office:office" xmlns:oel="http://schemas.microsoft.com/office/2019/extlst" xmlns:r="http://schemas.openxmlformats.org/officeDocument/2006/relationships" xmlns:m="http://schemas.openxmlformats.org/officeDocument/2006/math" xmlns:v="urn:schemas-microsoft-com:vml" xmlns:wp14="http://schemas.microsoft.com/office/word/2010/wordprocessingDrawing" xmlns:wp="http://schemas.openxmlformats.org/drawingml/2006/wordprocessingDrawing" xmlns:w10="urn:schemas-microsoft-com:office:word" xmlns:w="http://schemas.openxmlformats.org/wordprocessingml/2006/main" xmlns:w14="http://schemas.microsoft.com/office/word/2010/wordml" xmlns:w15="http://schemas.microsoft.com/office/word/2012/wordml" xmlns:w16cex="http://schemas.microsoft.com/office/word/2018/wordml/cex" xmlns:w16cid="http://schemas.microsoft.com/office/word/2016/wordml/cid" xmlns:w16="http://schemas.microsoft.com/office/word/2018/wordml" xmlns:w16du="http://schemas.microsoft.com/office/word/2023/wordml/word16du" xmlns:w16sdtdh="http://schemas.microsoft.com/office/word/2020/wordml/sdtdatahash" xmlns:w16sdtfl="http://schemas.microsoft.com/office/word/2024/wordml/sdtformatlock" xmlns:w16se="http://schemas.microsoft.com/office/word/2015/wordml/symex" xmlns:wpg="http://schemas.microsoft.com/office/word/2010/wordprocessingGroup" xmlns:wpi="http://schemas.microsoft.com/office/word/2010/wordprocessingInk" xmlns:wne="http://schemas.microsoft.com/office/word/2006/wordml" xmlns:wps="http://schemas.microsoft.com/office/word/2010/wordprocessingShape" mc:Ignorable="w14 w15 w16se w16cid w16 w16cex w16sdtdh w16sdtfl w16du wp14">
   <w:body>
     <w:p>
       <w:pPr>
@@ -1195,19 +1195,17 @@
           <w:lang w:val="fr-FR"/>
         </w:rPr>
       </w:pPr>
-      <w:proofErr w:type="gramStart"/>
-      <w:r>
-        <w:rPr>
-          <w:rFonts w:asciiTheme="minorHAnsi" w:hAnsiTheme="minorHAnsi" w:cstheme="minorHAnsi"/>
-          <w:b/>
-          <w:bCs/>
-          <w:sz w:val="24"/>
-          <w:szCs w:val="24"/>
-          <w:lang w:val="fr-FR"/>
-        </w:rPr>
-        <w:t>du</w:t>
-      </w:r>
-      <w:proofErr w:type="gramEnd"/>
+      <w:r>
+        <w:rPr>
+          <w:rFonts w:asciiTheme="minorHAnsi" w:hAnsiTheme="minorHAnsi" w:cstheme="minorHAnsi"/>
+          <w:b/>
+          <w:bCs/>
+          <w:sz w:val="24"/>
+          <w:szCs w:val="24"/>
+          <w:lang w:val="fr-FR"/>
+        </w:rPr>
+        <w:t>Du</w:t>
+      </w:r>
       <w:r>
         <w:rPr>
           <w:rFonts w:asciiTheme="minorHAnsi" w:hAnsiTheme="minorHAnsi" w:cstheme="minorHAnsi"/>
